--- a/reports/Group/03 - Analysis report - Level B.docx
+++ b/reports/Group/03 - Analysis report - Level B.docx
@@ -170,7 +170,7 @@
     </w:p>
     <w:p>
       <w:r>
-        <w:t>This document presents the analysis report for Level B of the Acme-Starters-B project. It aligns the analysis with the structured requirements and records implementation plans, ambiguities, and validation decisions. The main focus points are: (a) formal definition of effort and active-month calculation for IR-B07; (b) adoption of derived project indicators for total members and total components (IR-B09 and IR-B10); (c) enforcement of manager-project cardinality (IR-B11); (d) dashboard metric definitions in FR-B08, including the absolute-difference rule against the mean number of projects managed by all managers; and (e) access-control verification scope introduced in TR-B08. Requirements with no detected issues are labelled "Intentionally blank."</w:t>
+        <w:t>This document presents the analysis report for Level B of the Acme-Starters-B project. It aligns the analysis with the structured requirements and records implementation plans, ambiguities, and validation decisions. The main focus points are: (a) formal definition of effort and active-month calculation for IR-B07; (b) adoption of derived project indicators for total members and total components (IR-B09 and IR-B10); (c) enforcement of manager-project cardinality (IR-B11); (d) dashboard metric definitions in FR-B08, including the deviation formula using the difference against the mean of the rest of managers (N/A when the manager is the only manager in the system); and (e) access-control verification scope introduced in TR-B08. Requirements with no detected issues are labelled "Intentionally blank."</w:t>
       </w:r>
     </w:p>
     <w:p>
@@ -306,6 +306,38 @@
           </w:p>
         </w:tc>
       </w:tr>
+      <w:tr>
+        <w:tc>
+          <w:tcPr>
+            <w:tcW w:type="dxa" w:w="2880"/>
+          </w:tcPr>
+          <w:p>
+            <w:r>
+              <w:t>3.0</w:t>
+            </w:r>
+          </w:p>
+        </w:tc>
+        <w:tc>
+          <w:tcPr>
+            <w:tcW w:type="dxa" w:w="2880"/>
+          </w:tcPr>
+          <w:p>
+            <w:r>
+              <w:t>2026-05-03</w:t>
+            </w:r>
+          </w:p>
+        </w:tc>
+        <w:tc>
+          <w:tcPr>
+            <w:tcW w:type="dxa" w:w="2880"/>
+          </w:tcPr>
+          <w:p>
+            <w:r>
+              <w:t>Applied professor feedback (session 2026-05-03): corrected attribute types (Date+@ValidMoment, @ValidHeader for title), cardinalidades (Manager→Project and Project→ProjectMembership 1-to-many, ProjectMembership→ProjectMember orientation corrected), named associations across all UXF models, Banner.picture renamed to pictureUrl, publication constraint split (model vs. feature level), deviation formula updated to rest-of-managers with N/A for sole manager, membership UpdateService added (memberships are editable, not deletable), SponsorshipValidator and AuditReportValidator enforce published-project model constraint.</w:t>
+            </w:r>
+          </w:p>
+        </w:tc>
+      </w:tr>
     </w:tbl>
     <w:p>
       <w:r>
@@ -470,11 +502,9 @@
           <w:b/>
           <w:bCs/>
         </w:rPr>
-        <w:t>Conclusion</w:t>
-      </w:r>
-      <w:r>
-        <w:t>: The planned data model includes the five required fields. Additionally, an optional moreInfo URL attribute is planned even though it is not mentioned in the customer statement. The keyWords attribute will use the @ValidHeader constraint, treating the field as a single string rather than a formal collection. The requirement phrase "a short list of key words" could suggest a comma-separated string or a proper collection; the plan adopts a single-string approach.</w:t>
-      </w:r>
+        <w:t>Conclusion: The planned data model includes the five required fields. Additionally, an optional moreInfo URL attribute is planned even though it is not mentioned in the customer statement. The title and keyWords attributes both use the @ValidHeader constraint (max 75 characters). The kickOffMoment and closeOutMoment fields are stored as java.util.Date with the @ValidMoment annotation and TIMESTAMP temporal type; the type name Moment does not exist in the framework — the correct Java type is Date. The requirement phrase "a short list of key words" could suggest a comma-separated string or a proper collection; the plan adopts a single-string approach.</w:t>
+      </w:r>
+      <w:r/>
     </w:p>
     <w:p>
       <w:r>
@@ -568,11 +598,9 @@
         <w:rPr>
           <w:b/>
         </w:rPr>
-        <w:t xml:space="preserve">Decision: </w:t>
-      </w:r>
-      <w:r>
-        <w:t>One ProjectMembership record per project member; exactly one of the three role FKs is set. Duplicate membership is rejected. This decision must be validated by a lecturer.</w:t>
-      </w:r>
+        <w:t>Decision: One ProjectMembership record per project member; exactly one of the three role FKs is set. Duplicate membership is rejected. Update (revision 3.0): memberships are editable (UpdateService added) — a manager can change the assigned role holder. Only deletion is permanently forbidden. This decision must be validated by a lecturer.</w:t>
+      </w:r>
+      <w:r/>
     </w:p>
     <w:p>
       <w:pPr>
@@ -592,7 +620,17 @@
     </w:p>
     <w:p>
       <w:r>
-        <w:t>Intentionally blank.</w:t>
+        <w:t>Conclusion: The Project entity tracks publication state via two attributes: draftMode (mandatory Boolean; true = draft, false = published) and publishedOn (optional Date, set when the project is published). The kickOffMoment must be strictly before closeOutMoment whenever draftMode is false; this ordering is enforced as a model-level constraint in ProjectValidator and applies to every saved object whose draftMode is false, not only at publication time.</w:t>
+      </w:r>
+    </w:p>
+    <w:p>
+      <w:r>
+        <w:t xml:space="preserve">All remaining publication-time constraints — dates in the future, component interval containment within the project interval, minimum one invention, and individual component publication constraints — are feature-level constraints enforced exclusively in ManagerProjectPublishService.validate() at the moment of publication.</w:t>
+      </w:r>
+    </w:p>
+    <w:p>
+      <w:r>
+        <w:t xml:space="preserve">Decision: Publication state is tracked via draftMode and publishedOn. The kickOff &lt; closeOut ordering is a data-model constraint active when draftMode = false. All other publication constraints are feature-level. This decision must be validated by a lecturer.</w:t>
       </w:r>
     </w:p>
     <w:p>
@@ -677,7 +715,12 @@
     </w:p>
     <w:p>
       <w:r>
-        <w:t>Intentionally blank.</w:t>
+        <w:t>Conclusion: The Banner entity stores three attributes: slogan (@ValidHeader, max 75 characters), targetUrl (@ValidUrl), and pictureUrl (@ValidUrl). The field was renamed from picture to pictureUrl in revision 3.0 to clarify that the value is a URL pointing to an image resource. No cross-field constraints are needed beyond individual field-level validation. The entity is managed exclusively by the Administrator role via a standard CRUD feature package; any principal (Any) may read a randomly selected banner for display in the page footer.</w:t>
+      </w:r>
+    </w:p>
+    <w:p>
+      <w:r>
+        <w:t xml:space="preserve">Decision: Banner uses slogan (@ValidHeader), targetUrl (@ValidUrl), and pictureUrl (@ValidUrl). Administrators manage banners; any unauthenticated or authenticated principal may retrieve one for display. This decision must be validated by a lecturer.</w:t>
       </w:r>
     </w:p>
     <w:p>
@@ -830,7 +873,17 @@
     </w:p>
     <w:p>
       <w:r>
-        <w:t>Intentionally blank.</w:t>
+        <w:t>Conclusion: The planned membership management feature allows a manager to create memberships (linking an inventor, spokesperson, or fundraiser to a project) and to update them (changing which role holder is assigned). Deletion of a membership is not permitted: once a member is added the association is permanent. A confirmation checkbox must be displayed in the create form to prevent accidental additions. The update operation allows changing the assigned role holder but not the project.</w:t>
+      </w:r>
+    </w:p>
+    <w:p>
+      <w:r>
+        <w:t xml:space="preserve">Exactly one of the three role FKs (inventor, spokesperson, fundraiser) must be non-null per membership record; the validator rejects memberships with zero or multiple roles set simultaneously, and also rejects duplicate memberships (same project + same role holder).</w:t>
+      </w:r>
+    </w:p>
+    <w:p>
+      <w:r>
+        <w:t xml:space="preserve">Decision: Membership CRUD = create + update + show + list; delete is not available. A confirmation acknowledgement is required on create. This decision must be validated by a lecturer.</w:t>
       </w:r>
     </w:p>
     <w:p>
@@ -968,11 +1021,9 @@
           <w:b/>
           <w:bCs/>
         </w:rPr>
-        <w:t>Conclusion</w:t>
-      </w:r>
-      <w:r>
-        <w:t>: Publication will be validated through a single rule in ProjectValidator: a project can be published only if it includes at least one invention. The publish service will consume that validation outcome without duplicating the constraint.</w:t>
-      </w:r>
+        <w:t>Conclusion: Publication constraints are split between two layers. The model-level constraint (kickOff &lt; closeOut when draftMode = false) is enforced in ProjectValidator and applies on every save. All other publication-time constraints — at least one invention, dates in the future, and component interval containment within the project interval — are feature-level constraints enforced exclusively in ManagerProjectPublishService.validate() at the moment of publication.</w:t>
+      </w:r>
+      <w:r/>
     </w:p>
     <w:p>
       <w:r>
@@ -980,11 +1031,9 @@
           <w:b/>
           <w:bCs/>
         </w:rPr>
-        <w:t>Decision</w:t>
-      </w:r>
-      <w:r>
-        <w:t>: Keep the invention precondition only in ProjectValidator as the single source of truth. This decision must be validated by a lecturer.</w:t>
-      </w:r>
+        <w:t>Decision: All publication-time constraints — including the invention precondition, future dates, and component interval containment — are enforced in ManagerProjectPublishService.validate(). ProjectValidator enforces only the model-level kickOff &lt; closeOut constraint (when draftMode = false). This separation prevents draft projects from being rejected during normal editing and avoids duplicating publication logic. This decision must be validated by a lecturer.</w:t>
+      </w:r>
+      <w:r/>
     </w:p>
     <w:p>
       <w:pPr>
@@ -1066,7 +1115,7 @@
     </w:p>
     <w:p>
       <w:r>
-        <w:t>Decision: FR-B08 will be implemented after closing IR-B07 formula decisions, using |managerProjects - mean(allManagersProjects)| for the deviation indicator, and validated with deterministic datasets and lecturer-reviewed metric definitions.</w:t>
+        <w:t>Decision: FR-B08 will be implemented after closing IR-B07 formula decisions, using managerProjects - mean(projectsOfOtherManagers) for the deviation indicator; when the manager is the only manager in the system the deviation is displayed as N/A, and validated with deterministic datasets and lecturer-reviewed metric definitions.</w:t>
       </w:r>
     </w:p>
     <w:p>
@@ -1103,11 +1152,9 @@
         <w:rPr>
           <w:b/>
         </w:rPr>
-        <w:t xml:space="preserve">Decision: </w:t>
-      </w:r>
-      <w:r>
-        <w:t>"Attaching" is interpreted as selecting a project at creation or update time, including for draft sponsorships. One sponsorship maps to at most one project. These decisions must be validated by a lecturer.</w:t>
-      </w:r>
+        <w:t>Decision: "Attaching" is interpreted as selecting a project at creation or update time, including for draft sponsorships. One sponsorship maps to at most one project. These decisions must be validated by a lecturer. Update (revision 3.0): SponsorshipValidator also enforces a model-level constraint — if a Sponsorship references a Project, that Project must be published (draftMode = false). This prevents linking sponsorships to unpublished projects at the entity level.</w:t>
+      </w:r>
+      <w:r/>
     </w:p>
     <w:p>
       <w:pPr>
@@ -1142,11 +1189,9 @@
         <w:rPr>
           <w:b/>
         </w:rPr>
-        <w:t xml:space="preserve">Decision: </w:t>
-      </w:r>
-      <w:r>
-        <w:t>Same decision as FR-B09 applied to audit reports. Must be validated by a lecturer.</w:t>
-      </w:r>
+        <w:t>Decision: Same decision as FR-B09 applied to audit reports. Must be validated by a lecturer. Update (revision 3.0): AuditReportValidator also enforces a model-level constraint — if an AuditReport references a Project, that Project must be published (draftMode = false).</w:t>
+      </w:r>
+      <w:r/>
     </w:p>
     <w:p>
       <w:pPr>
@@ -1603,7 +1648,7 @@
     </w:p>
     <w:p>
       <w:r>
-        <w:t>Conclusion: All decisions in this report that require validation are marked explicitly. The open items are: skills as free text (IR-B02), keyWords as single string (IR-B03), one-component-one-project cardinality (IR-B04), one-member-per-membership model (IR-B05), effort formula and month-calculation policy (IR-B07 / NFR-B03), totalMembers counting rule (IR-B09), totalComponents counting scope (IR-B10), manager-project mandatory cardinality (IR-B11), "add component" semantics (FR-B04), cascade sub-components scope (FR-B07), dashboard metric definitions (FR-B08), banner non-intrusion criterion (NFR-B01), and sponsorship/audit-report attachment model (FR-B09 / FR-B10). Validation emails must be sent to the lecturer; copies must be included in the final version of this report once received.</w:t>
+        <w:t>Conclusion: All decisions in this report that require validation are marked explicitly. The open items are: skills as free text (IR-B02), keyWords as single string (IR-B03), one-component-one-project cardinality (IR-B04), one-member-per-membership model (IR-B05), effort formula and month-calculation policy (IR-B07 / NFR-B03), totalMembers counting rule (IR-B09), totalComponents counting scope (IR-B10), manager-project mandatory cardinality (IR-B11), "add component" semantics (FR-B04), cascade sub-components scope (FR-B07), dashboard metric definitions (FR-B08), banner non-intrusion criterion (NFR-B01), and sponsorship/audit-report attachment model (FR-B09 / FR-B10). Validation emails must be sent to the lecturer; copies must be included in the final version of this report once received. Update (revision 3.0): AuditReportValidator also enforces a model-level constraint — if an AuditReport references a Project, that Project must be published (draftMode = false).</w:t>
       </w:r>
     </w:p>
     <w:p>
